--- a/docpac_29200326/docpac_29200326.docx
+++ b/docpac_29200326/docpac_29200326.docx
@@ -88,7 +88,17 @@
           <w:sz w:val="28"/>
           <w:szCs w:val="28"/>
         </w:rPr>
-        <w:t xml:space="preserve"> 2</w:t>
+        <w:t xml:space="preserve"> </w:t>
+      </w:r>
+      <w:proofErr w:type="gramStart"/>
+      <w:r>
+        <w:rPr>
+          <w:b/>
+          <w:i/>
+          <w:sz w:val="28"/>
+          <w:szCs w:val="28"/>
+        </w:rPr>
+        <w:t>2</w:t>
       </w:r>
       <w:r>
         <w:rPr>
@@ -108,6 +118,7 @@
         </w:rPr>
         <w:t xml:space="preserve"> ]</w:t>
       </w:r>
+      <w:proofErr w:type="gramEnd"/>
       <w:r>
         <w:rPr>
           <w:b/>
@@ -163,6 +174,7 @@
         </w:rPr>
         <w:t>th</w:t>
       </w:r>
+      <w:proofErr w:type="gramStart"/>
       <w:r>
         <w:rPr>
           <w:b/>
@@ -181,6 +193,7 @@
         </w:rPr>
         <w:t>6</w:t>
       </w:r>
+      <w:proofErr w:type="gramEnd"/>
     </w:p>
     <w:tbl>
       <w:tblPr>
@@ -525,7 +538,21 @@
                     <w:rPr>
                       <w:sz w:val="21"/>
                     </w:rPr>
-                    <w:t xml:space="preserve">All students not </w:t>
+                    <w:t xml:space="preserve">All students </w:t>
+                  </w:r>
+                  <w:proofErr w:type="gramStart"/>
+                  <w:r>
+                    <w:rPr>
+                      <w:sz w:val="21"/>
+                    </w:rPr>
+                    <w:t>not</w:t>
+                  </w:r>
+                  <w:proofErr w:type="gramEnd"/>
+                  <w:r>
+                    <w:rPr>
+                      <w:sz w:val="21"/>
+                    </w:rPr>
+                    <w:t xml:space="preserve"> </w:t>
                   </w:r>
                   <w:r>
                     <w:rPr>
@@ -627,6 +654,60 @@
                       <w:b/>
                       <w:sz w:val="21"/>
                     </w:rPr>
+                    <w:t>NOCTI Quizbank</w:t>
+                  </w:r>
+                </w:p>
+              </w:tc>
+              <w:tc>
+                <w:tcPr>
+                  <w:tcW w:w="6162" w:type="dxa"/>
+                  <w:vAlign w:val="center"/>
+                </w:tcPr>
+                <w:p>
+                  <w:pPr>
+                    <w:rPr>
+                      <w:sz w:val="21"/>
+                    </w:rPr>
+                  </w:pPr>
+                  <w:r>
+                    <w:rPr>
+                      <w:sz w:val="21"/>
+                    </w:rPr>
+                    <w:t>Seniors</w:t>
+                  </w:r>
+                </w:p>
+              </w:tc>
+              <w:tc>
+                <w:tcPr>
+                  <w:tcW w:w="1260" w:type="dxa"/>
+                </w:tcPr>
+                <w:p>
+                  <w:pPr>
+                    <w:rPr>
+                      <w:sz w:val="21"/>
+                    </w:rPr>
+                  </w:pPr>
+                </w:p>
+              </w:tc>
+            </w:tr>
+            <w:tr>
+              <w:tc>
+                <w:tcPr>
+                  <w:tcW w:w="2818" w:type="dxa"/>
+                  <w:vAlign w:val="center"/>
+                </w:tcPr>
+                <w:p>
+                  <w:pPr>
+                    <w:rPr>
+                      <w:b/>
+                      <w:sz w:val="21"/>
+                    </w:rPr>
+                  </w:pPr>
+                  <w:r>
+                    <w:rPr>
+                      <w:b/>
+                      <w:sz w:val="21"/>
+                    </w:rPr>
                     <w:t>Completed Issues Documented</w:t>
                   </w:r>
                 </w:p>
@@ -646,7 +727,7 @@
                     <w:rPr>
                       <w:sz w:val="21"/>
                     </w:rPr>
-                    <w:t>All Students</w:t>
+                    <w:t>ONLY JUNIORS! Juniors SCRUM with the seniors on Monday</w:t>
                   </w:r>
                 </w:p>
               </w:tc>
@@ -844,11 +925,6 @@
     </w:p>
     <w:p>
       <w:r>
-        <w:t>Open the Job Openings document in the root of the DocPac repo. Follow the instructions to get hired by a company before the end of the week. If you are already in a company, check the listings again. If you are not listed as an employee of any company, you must apply again, even if it’s for your current position.</w:t>
-      </w:r>
-    </w:p>
-    <w:p>
-      <w:r>
         <w:t>When you are hired, have the hiring employee sign below:</w:t>
       </w:r>
     </w:p>
@@ -893,11 +969,19 @@
                 <w:sz w:val="32"/>
               </w:rPr>
             </w:pPr>
+            <w:proofErr w:type="gramStart"/>
             <w:r>
               <w:rPr>
                 <w:sz w:val="32"/>
               </w:rPr>
-              <w:t>Hirer Signature:</w:t>
+              <w:t>Hirer</w:t>
+            </w:r>
+            <w:proofErr w:type="gramEnd"/>
+            <w:r>
+              <w:rPr>
+                <w:sz w:val="32"/>
+              </w:rPr>
+              <w:t xml:space="preserve"> Signature:</w:t>
             </w:r>
           </w:p>
         </w:tc>
@@ -935,6 +1019,43 @@
     <w:p>
       <w:r>
         <w:t>Additional instructions will be given to seniors on how to prepare for the NOCTI this week and how to submit the work.</w:t>
+      </w:r>
+    </w:p>
+    <w:p>
+      <w:pPr>
+        <w:pStyle w:val="Heading1"/>
+      </w:pPr>
+      <w:r>
+        <w:t>NOCTI Quizbank</w:t>
+      </w:r>
+    </w:p>
+    <w:p>
+      <w:r>
+        <w:t xml:space="preserve">Navigate to </w:t>
+      </w:r>
+      <w:hyperlink r:id="rId11" w:history="1">
+        <w:r>
+          <w:rPr>
+            <w:rStyle w:val="Hyperlink"/>
+          </w:rPr>
+          <w:t>https://quizbank.yorktechapps.com/</w:t>
+        </w:r>
+      </w:hyperlink>
+      <w:r>
+        <w:t xml:space="preserve"> . Log in with Formbar and go to the NOCTI course in the </w:t>
+      </w:r>
+      <w:proofErr w:type="gramStart"/>
+      <w:r>
+        <w:t>Upper Class</w:t>
+      </w:r>
+      <w:proofErr w:type="gramEnd"/>
+      <w:r>
+        <w:t xml:space="preserve"> class. Take Progress Tests to improve your overall mastery for NOCTI. Use the AI coach for any sections you struggle with.</w:t>
+      </w:r>
+    </w:p>
+    <w:p>
+      <w:r>
+        <w:t>Your overall Mastery for NOCTI must be at least 60% by the end of the week. No need to submit.</w:t>
       </w:r>
       <w:r>
         <w:br w:type="page"/>
@@ -2605,7 +2726,29 @@
                 <w:szCs w:val="22"/>
                 <w:lang w:eastAsia="en-US"/>
               </w:rPr>
-              <w:t>Did you secure, schedule, and attend all interviews offered?</w:t>
+              <w:t xml:space="preserve">Did you </w:t>
+            </w:r>
+            <w:proofErr w:type="gramStart"/>
+            <w:r>
+              <w:rPr>
+                <w:rFonts w:ascii="Calibri" w:eastAsia="Times New Roman" w:hAnsi="Calibri" w:cs="Calibri"/>
+                <w:color w:val="000000"/>
+                <w:sz w:val="22"/>
+                <w:szCs w:val="22"/>
+                <w:lang w:eastAsia="en-US"/>
+              </w:rPr>
+              <w:t>secure</w:t>
+            </w:r>
+            <w:proofErr w:type="gramEnd"/>
+            <w:r>
+              <w:rPr>
+                <w:rFonts w:ascii="Calibri" w:eastAsia="Times New Roman" w:hAnsi="Calibri" w:cs="Calibri"/>
+                <w:color w:val="000000"/>
+                <w:sz w:val="22"/>
+                <w:szCs w:val="22"/>
+                <w:lang w:eastAsia="en-US"/>
+              </w:rPr>
+              <w:t>, schedule, and attend all interviews offered?</w:t>
             </w:r>
           </w:p>
         </w:tc>
@@ -3417,7 +3560,29 @@
                 <w:szCs w:val="22"/>
                 <w:lang w:eastAsia="en-US"/>
               </w:rPr>
-              <w:t>Teacher is able to accurately determine what you worked on</w:t>
+              <w:t xml:space="preserve">Teacher </w:t>
+            </w:r>
+            <w:proofErr w:type="gramStart"/>
+            <w:r>
+              <w:rPr>
+                <w:rFonts w:ascii="Calibri" w:eastAsia="Times New Roman" w:hAnsi="Calibri" w:cs="Calibri"/>
+                <w:color w:val="000000"/>
+                <w:sz w:val="22"/>
+                <w:szCs w:val="22"/>
+                <w:lang w:eastAsia="en-US"/>
+              </w:rPr>
+              <w:t>is able to</w:t>
+            </w:r>
+            <w:proofErr w:type="gramEnd"/>
+            <w:r>
+              <w:rPr>
+                <w:rFonts w:ascii="Calibri" w:eastAsia="Times New Roman" w:hAnsi="Calibri" w:cs="Calibri"/>
+                <w:color w:val="000000"/>
+                <w:sz w:val="22"/>
+                <w:szCs w:val="22"/>
+                <w:lang w:eastAsia="en-US"/>
+              </w:rPr>
+              <w:t xml:space="preserve"> accurately determine what you worked on</w:t>
             </w:r>
           </w:p>
         </w:tc>
@@ -3949,7 +4114,21 @@
               <w:rPr>
                 <w:i/>
               </w:rPr>
-              <w:t>“Reflect on the Day” are not graded, but will be audited at the end of the quarter.</w:t>
+              <w:t xml:space="preserve">“Reflect on the Day” are not </w:t>
+            </w:r>
+            <w:proofErr w:type="gramStart"/>
+            <w:r>
+              <w:rPr>
+                <w:i/>
+              </w:rPr>
+              <w:t>graded, but</w:t>
+            </w:r>
+            <w:proofErr w:type="gramEnd"/>
+            <w:r>
+              <w:rPr>
+                <w:i/>
+              </w:rPr>
+              <w:t xml:space="preserve"> will be audited at the end of the quarter.</w:t>
             </w:r>
           </w:p>
         </w:tc>
@@ -3963,7 +4142,7 @@
     </w:tbl>
     <w:p/>
     <w:sectPr>
-      <w:footerReference w:type="default" r:id="rId11"/>
+      <w:footerReference w:type="default" r:id="rId12"/>
       <w:pgSz w:w="12240" w:h="15840" w:orient="landscape" w:code="3"/>
       <w:pgMar w:top="360" w:right="1440" w:bottom="360" w:left="360" w:header="0" w:footer="0" w:gutter="0"/>
       <w:pgNumType w:start="1"/>
@@ -8013,7 +8192,6 @@
   <w:style w:type="character" w:default="1" w:styleId="DefaultParagraphFont">
     <w:name w:val="Default Paragraph Font"/>
     <w:uiPriority w:val="1"/>
-    <w:semiHidden/>
     <w:unhideWhenUsed/>
   </w:style>
   <w:style w:type="table" w:default="1" w:styleId="TableNormal">
@@ -8755,12 +8933,9 @@
 </file>
 
 <file path=customXml/item1.xml><?xml version="1.0" encoding="utf-8"?>
-<?mso-contentType ?>
-<FormTemplates xmlns="http://schemas.microsoft.com/sharepoint/v3/contenttype/forms">
-  <Display>DocumentLibraryForm</Display>
-  <Edit>DocumentLibraryForm</Edit>
-  <New>DocumentLibraryForm</New>
-</FormTemplates>
+<p:properties xmlns:p="http://schemas.microsoft.com/office/2006/metadata/properties" xmlns:xsi="http://www.w3.org/2001/XMLSchema-instance" xmlns:pc="http://schemas.microsoft.com/office/infopath/2007/PartnerControls">
+  <documentManagement/>
+</p:properties>
 </file>
 
 <file path=customXml/item2.xml><?xml version="1.0" encoding="utf-8"?>
@@ -8993,9 +9168,12 @@
 </file>
 
 <file path=customXml/item3.xml><?xml version="1.0" encoding="utf-8"?>
-<p:properties xmlns:p="http://schemas.microsoft.com/office/2006/metadata/properties" xmlns:xsi="http://www.w3.org/2001/XMLSchema-instance" xmlns:pc="http://schemas.microsoft.com/office/infopath/2007/PartnerControls">
-  <documentManagement/>
-</p:properties>
+<?mso-contentType ?>
+<FormTemplates xmlns="http://schemas.microsoft.com/sharepoint/v3/contenttype/forms">
+  <Display>DocumentLibraryForm</Display>
+  <Edit>DocumentLibraryForm</Edit>
+  <New>DocumentLibraryForm</New>
+</FormTemplates>
 </file>
 
 <file path=customXml/item4.xml><?xml version="1.0" encoding="utf-8"?>
@@ -9003,9 +9181,10 @@
 </file>
 
 <file path=customXml/itemProps1.xml><?xml version="1.0" encoding="utf-8"?>
-<ds:datastoreItem xmlns:ds="http://schemas.openxmlformats.org/officeDocument/2006/customXml" ds:itemID="{7BFD71E4-33D5-445D-9CFC-21F1C7989C0E}">
+<ds:datastoreItem xmlns:ds="http://schemas.openxmlformats.org/officeDocument/2006/customXml" ds:itemID="{1A5F5AF1-B05B-4704-B970-F66948F444EC}">
   <ds:schemaRefs>
-    <ds:schemaRef ds:uri="http://schemas.microsoft.com/sharepoint/v3/contenttype/forms"/>
+    <ds:schemaRef ds:uri="http://schemas.microsoft.com/office/2006/metadata/properties"/>
+    <ds:schemaRef ds:uri="http://schemas.microsoft.com/office/infopath/2007/PartnerControls"/>
   </ds:schemaRefs>
 </ds:datastoreItem>
 </file>
@@ -9030,10 +9209,9 @@
 </file>
 
 <file path=customXml/itemProps3.xml><?xml version="1.0" encoding="utf-8"?>
-<ds:datastoreItem xmlns:ds="http://schemas.openxmlformats.org/officeDocument/2006/customXml" ds:itemID="{1A5F5AF1-B05B-4704-B970-F66948F444EC}">
+<ds:datastoreItem xmlns:ds="http://schemas.openxmlformats.org/officeDocument/2006/customXml" ds:itemID="{7BFD71E4-33D5-445D-9CFC-21F1C7989C0E}">
   <ds:schemaRefs>
-    <ds:schemaRef ds:uri="http://schemas.microsoft.com/office/2006/metadata/properties"/>
-    <ds:schemaRef ds:uri="http://schemas.microsoft.com/office/infopath/2007/PartnerControls"/>
+    <ds:schemaRef ds:uri="http://schemas.microsoft.com/sharepoint/v3/contenttype/forms"/>
   </ds:schemaRefs>
 </ds:datastoreItem>
 </file>

--- a/docpac_29200326/docpac_29200326.docx
+++ b/docpac_29200326/docpac_29200326.docx
@@ -1,6 +1,6 @@
 
 <file path=word/document.xml><?xml version="1.0" encoding="utf-8"?>
-<w:document xmlns:wpc="http://schemas.microsoft.com/office/word/2010/wordprocessingCanvas" xmlns:cx="http://schemas.microsoft.com/office/drawing/2014/chartex" xmlns:cx1="http://schemas.microsoft.com/office/drawing/2015/9/8/chartex" xmlns:cx2="http://schemas.microsoft.com/office/drawing/2015/10/21/chartex" xmlns:cx3="http://schemas.microsoft.com/office/drawing/2016/5/9/chartex" xmlns:cx4="http://schemas.microsoft.com/office/drawing/2016/5/10/chartex" xmlns:cx5="http://schemas.microsoft.com/office/drawing/2016/5/11/chartex" xmlns:cx6="http://schemas.microsoft.com/office/drawing/2016/5/12/chartex" xmlns:cx7="http://schemas.microsoft.com/office/drawing/2016/5/13/chartex" xmlns:cx8="http://schemas.microsoft.com/office/drawing/2016/5/14/chartex" xmlns:mc="http://schemas.openxmlformats.org/markup-compatibility/2006" xmlns:aink="http://schemas.microsoft.com/office/drawing/2016/ink" xmlns:am3d="http://schemas.microsoft.com/office/drawing/2017/model3d" xmlns:o="urn:schemas-microsoft-com:office:office" xmlns:oel="http://schemas.microsoft.com/office/2019/extlst" xmlns:r="http://schemas.openxmlformats.org/officeDocument/2006/relationships" xmlns:m="http://schemas.openxmlformats.org/officeDocument/2006/math" xmlns:v="urn:schemas-microsoft-com:vml" xmlns:wp14="http://schemas.microsoft.com/office/word/2010/wordprocessingDrawing" xmlns:wp="http://schemas.openxmlformats.org/drawingml/2006/wordprocessingDrawing" xmlns:w10="urn:schemas-microsoft-com:office:word" xmlns:w="http://schemas.openxmlformats.org/wordprocessingml/2006/main" xmlns:w14="http://schemas.microsoft.com/office/word/2010/wordml" xmlns:w15="http://schemas.microsoft.com/office/word/2012/wordml" xmlns:w16cex="http://schemas.microsoft.com/office/word/2018/wordml/cex" xmlns:w16cid="http://schemas.microsoft.com/office/word/2016/wordml/cid" xmlns:w16="http://schemas.microsoft.com/office/word/2018/wordml" xmlns:w16du="http://schemas.microsoft.com/office/word/2023/wordml/word16du" xmlns:w16sdtdh="http://schemas.microsoft.com/office/word/2020/wordml/sdtdatahash" xmlns:w16sdtfl="http://schemas.microsoft.com/office/word/2024/wordml/sdtformatlock" xmlns:w16se="http://schemas.microsoft.com/office/word/2015/wordml/symex" xmlns:wpg="http://schemas.microsoft.com/office/word/2010/wordprocessingGroup" xmlns:wpi="http://schemas.microsoft.com/office/word/2010/wordprocessingInk" xmlns:wne="http://schemas.microsoft.com/office/word/2006/wordml" xmlns:wps="http://schemas.microsoft.com/office/word/2010/wordprocessingShape" mc:Ignorable="w14 w15 w16se w16cid w16 w16cex w16sdtdh w16sdtfl w16du wp14">
+<w:document xmlns:wpc="http://schemas.microsoft.com/office/word/2010/wordprocessingCanvas" xmlns:cx="http://schemas.microsoft.com/office/drawing/2014/chartex" xmlns:cx1="http://schemas.microsoft.com/office/drawing/2015/9/8/chartex" xmlns:cx2="http://schemas.microsoft.com/office/drawing/2015/10/21/chartex" xmlns:cx3="http://schemas.microsoft.com/office/drawing/2016/5/9/chartex" xmlns:cx4="http://schemas.microsoft.com/office/drawing/2016/5/10/chartex" xmlns:cx5="http://schemas.microsoft.com/office/drawing/2016/5/11/chartex" xmlns:cx6="http://schemas.microsoft.com/office/drawing/2016/5/12/chartex" xmlns:cx7="http://schemas.microsoft.com/office/drawing/2016/5/13/chartex" xmlns:cx8="http://schemas.microsoft.com/office/drawing/2016/5/14/chartex" xmlns:mc="http://schemas.openxmlformats.org/markup-compatibility/2006" xmlns:aink="http://schemas.microsoft.com/office/drawing/2016/ink" xmlns:am3d="http://schemas.microsoft.com/office/drawing/2017/model3d" xmlns:o="urn:schemas-microsoft-com:office:office" xmlns:r="http://schemas.openxmlformats.org/officeDocument/2006/relationships" xmlns:m="http://schemas.openxmlformats.org/officeDocument/2006/math" xmlns:v="urn:schemas-microsoft-com:vml" xmlns:wp14="http://schemas.microsoft.com/office/word/2010/wordprocessingDrawing" xmlns:wp="http://schemas.openxmlformats.org/drawingml/2006/wordprocessingDrawing" xmlns:w10="urn:schemas-microsoft-com:office:word" xmlns:w="http://schemas.openxmlformats.org/wordprocessingml/2006/main" xmlns:w14="http://schemas.microsoft.com/office/word/2010/wordml" xmlns:w15="http://schemas.microsoft.com/office/word/2012/wordml" xmlns:w16cex="http://schemas.microsoft.com/office/word/2018/wordml/cex" xmlns:w16cid="http://schemas.microsoft.com/office/word/2016/wordml/cid" xmlns:w16="http://schemas.microsoft.com/office/word/2018/wordml" xmlns:w16sdtdh="http://schemas.microsoft.com/office/word/2020/wordml/sdtdatahash" xmlns:w16se="http://schemas.microsoft.com/office/word/2015/wordml/symex" xmlns:wpg="http://schemas.microsoft.com/office/word/2010/wordprocessingGroup" xmlns:wpi="http://schemas.microsoft.com/office/word/2010/wordprocessingInk" xmlns:wne="http://schemas.microsoft.com/office/word/2006/wordml" xmlns:wps="http://schemas.microsoft.com/office/word/2010/wordprocessingShape" mc:Ignorable="w14 w15 w16se w16cid w16 w16cex w16sdtdh wp14">
   <w:body>
     <w:p>
       <w:pPr>
@@ -88,17 +88,7 @@
           <w:sz w:val="28"/>
           <w:szCs w:val="28"/>
         </w:rPr>
-        <w:t xml:space="preserve"> </w:t>
-      </w:r>
-      <w:proofErr w:type="gramStart"/>
-      <w:r>
-        <w:rPr>
-          <w:b/>
-          <w:i/>
-          <w:sz w:val="28"/>
-          <w:szCs w:val="28"/>
-        </w:rPr>
-        <w:t>2</w:t>
+        <w:t xml:space="preserve"> 2</w:t>
       </w:r>
       <w:r>
         <w:rPr>
@@ -118,7 +108,6 @@
         </w:rPr>
         <w:t xml:space="preserve"> ]</w:t>
       </w:r>
-      <w:proofErr w:type="gramEnd"/>
       <w:r>
         <w:rPr>
           <w:b/>
@@ -174,7 +163,6 @@
         </w:rPr>
         <w:t>th</w:t>
       </w:r>
-      <w:proofErr w:type="gramStart"/>
       <w:r>
         <w:rPr>
           <w:b/>
@@ -193,7 +181,6 @@
         </w:rPr>
         <w:t>6</w:t>
       </w:r>
-      <w:proofErr w:type="gramEnd"/>
     </w:p>
     <w:tbl>
       <w:tblPr>
@@ -203,8 +190,8 @@
         <w:tblLook w:val="04A0" w:firstRow="1" w:lastRow="0" w:firstColumn="1" w:lastColumn="0" w:noHBand="0" w:noVBand="1"/>
       </w:tblPr>
       <w:tblGrid>
-        <w:gridCol w:w="5439"/>
-        <w:gridCol w:w="5006"/>
+        <w:gridCol w:w="5314"/>
+        <w:gridCol w:w="5131"/>
       </w:tblGrid>
       <w:tr>
         <w:trPr>
@@ -283,6 +270,7 @@
           <w:p>
             <w:pPr>
               <w:pStyle w:val="Heading1"/>
+              <w:outlineLvl w:val="0"/>
             </w:pPr>
             <w:r>
               <w:t>Goals:</w:t>
@@ -359,6 +347,7 @@
           <w:p>
             <w:pPr>
               <w:pStyle w:val="Heading1"/>
+              <w:outlineLvl w:val="0"/>
             </w:pPr>
             <w:r>
               <w:t>Events:</w:t>
@@ -373,7 +362,37 @@
               </w:numPr>
             </w:pPr>
             <w:r>
-              <w:t xml:space="preserve">– </w:t>
+              <w:t>March 16</w:t>
+            </w:r>
+            <w:r>
+              <w:rPr>
+                <w:vertAlign w:val="superscript"/>
+              </w:rPr>
+              <w:t>th</w:t>
+            </w:r>
+            <w:r>
+              <w:t xml:space="preserve"> Early Dismissal</w:t>
+            </w:r>
+          </w:p>
+          <w:p>
+            <w:pPr>
+              <w:pStyle w:val="ListParagraph"/>
+              <w:numPr>
+                <w:ilvl w:val="0"/>
+                <w:numId w:val="29"/>
+              </w:numPr>
+            </w:pPr>
+            <w:r>
+              <w:t>March 18</w:t>
+            </w:r>
+            <w:r>
+              <w:rPr>
+                <w:vertAlign w:val="superscript"/>
+              </w:rPr>
+              <w:t>th</w:t>
+            </w:r>
+            <w:r>
+              <w:t xml:space="preserve"> Early Dismissal</w:t>
             </w:r>
           </w:p>
         </w:tc>
@@ -400,6 +419,7 @@
           <w:p>
             <w:pPr>
               <w:pStyle w:val="Heading1"/>
+              <w:outlineLvl w:val="0"/>
             </w:pPr>
             <w:r>
               <w:t>Changes/Notes:</w:t>
@@ -420,6 +440,7 @@
           <w:p>
             <w:pPr>
               <w:pStyle w:val="Heading1"/>
+              <w:outlineLvl w:val="0"/>
             </w:pPr>
             <w:r>
               <w:t>Assignments:</w:t>
@@ -538,21 +559,7 @@
                     <w:rPr>
                       <w:sz w:val="21"/>
                     </w:rPr>
-                    <w:t xml:space="preserve">All students </w:t>
-                  </w:r>
-                  <w:proofErr w:type="gramStart"/>
-                  <w:r>
-                    <w:rPr>
-                      <w:sz w:val="21"/>
-                    </w:rPr>
-                    <w:t>not</w:t>
-                  </w:r>
-                  <w:proofErr w:type="gramEnd"/>
-                  <w:r>
-                    <w:rPr>
-                      <w:sz w:val="21"/>
-                    </w:rPr>
-                    <w:t xml:space="preserve"> </w:t>
+                    <w:t xml:space="preserve">All students not </w:t>
                   </w:r>
                   <w:r>
                     <w:rPr>
@@ -969,19 +976,11 @@
                 <w:sz w:val="32"/>
               </w:rPr>
             </w:pPr>
-            <w:proofErr w:type="gramStart"/>
             <w:r>
               <w:rPr>
                 <w:sz w:val="32"/>
               </w:rPr>
-              <w:t>Hirer</w:t>
-            </w:r>
-            <w:proofErr w:type="gramEnd"/>
-            <w:r>
-              <w:rPr>
-                <w:sz w:val="32"/>
-              </w:rPr>
-              <w:t xml:space="preserve"> Signature:</w:t>
+              <w:t>Hirer Signature:</w:t>
             </w:r>
           </w:p>
         </w:tc>
@@ -1042,15 +1041,7 @@
         </w:r>
       </w:hyperlink>
       <w:r>
-        <w:t xml:space="preserve"> . Log in with Formbar and go to the NOCTI course in the </w:t>
-      </w:r>
-      <w:proofErr w:type="gramStart"/>
-      <w:r>
-        <w:t>Upper Class</w:t>
-      </w:r>
-      <w:proofErr w:type="gramEnd"/>
-      <w:r>
-        <w:t xml:space="preserve"> class. Take Progress Tests to improve your overall mastery for NOCTI. Use the AI coach for any sections you struggle with.</w:t>
+        <w:t xml:space="preserve"> . Log in with Formbar and go to the NOCTI course in the Upper Class class. Take Progress Tests to improve your overall mastery for NOCTI. Use the AI coach for any sections you struggle with.</w:t>
       </w:r>
     </w:p>
     <w:p>
@@ -2726,29 +2717,7 @@
                 <w:szCs w:val="22"/>
                 <w:lang w:eastAsia="en-US"/>
               </w:rPr>
-              <w:t xml:space="preserve">Did you </w:t>
-            </w:r>
-            <w:proofErr w:type="gramStart"/>
-            <w:r>
-              <w:rPr>
-                <w:rFonts w:ascii="Calibri" w:eastAsia="Times New Roman" w:hAnsi="Calibri" w:cs="Calibri"/>
-                <w:color w:val="000000"/>
-                <w:sz w:val="22"/>
-                <w:szCs w:val="22"/>
-                <w:lang w:eastAsia="en-US"/>
-              </w:rPr>
-              <w:t>secure</w:t>
-            </w:r>
-            <w:proofErr w:type="gramEnd"/>
-            <w:r>
-              <w:rPr>
-                <w:rFonts w:ascii="Calibri" w:eastAsia="Times New Roman" w:hAnsi="Calibri" w:cs="Calibri"/>
-                <w:color w:val="000000"/>
-                <w:sz w:val="22"/>
-                <w:szCs w:val="22"/>
-                <w:lang w:eastAsia="en-US"/>
-              </w:rPr>
-              <w:t>, schedule, and attend all interviews offered?</w:t>
+              <w:t>Did you secure, schedule, and attend all interviews offered?</w:t>
             </w:r>
           </w:p>
         </w:tc>
@@ -3560,29 +3529,7 @@
                 <w:szCs w:val="22"/>
                 <w:lang w:eastAsia="en-US"/>
               </w:rPr>
-              <w:t xml:space="preserve">Teacher </w:t>
-            </w:r>
-            <w:proofErr w:type="gramStart"/>
-            <w:r>
-              <w:rPr>
-                <w:rFonts w:ascii="Calibri" w:eastAsia="Times New Roman" w:hAnsi="Calibri" w:cs="Calibri"/>
-                <w:color w:val="000000"/>
-                <w:sz w:val="22"/>
-                <w:szCs w:val="22"/>
-                <w:lang w:eastAsia="en-US"/>
-              </w:rPr>
-              <w:t>is able to</w:t>
-            </w:r>
-            <w:proofErr w:type="gramEnd"/>
-            <w:r>
-              <w:rPr>
-                <w:rFonts w:ascii="Calibri" w:eastAsia="Times New Roman" w:hAnsi="Calibri" w:cs="Calibri"/>
-                <w:color w:val="000000"/>
-                <w:sz w:val="22"/>
-                <w:szCs w:val="22"/>
-                <w:lang w:eastAsia="en-US"/>
-              </w:rPr>
-              <w:t xml:space="preserve"> accurately determine what you worked on</w:t>
+              <w:t>Teacher is able to accurately determine what you worked on</w:t>
             </w:r>
           </w:p>
         </w:tc>
@@ -4114,21 +4061,7 @@
               <w:rPr>
                 <w:i/>
               </w:rPr>
-              <w:t xml:space="preserve">“Reflect on the Day” are not </w:t>
-            </w:r>
-            <w:proofErr w:type="gramStart"/>
-            <w:r>
-              <w:rPr>
-                <w:i/>
-              </w:rPr>
-              <w:t>graded, but</w:t>
-            </w:r>
-            <w:proofErr w:type="gramEnd"/>
-            <w:r>
-              <w:rPr>
-                <w:i/>
-              </w:rPr>
-              <w:t xml:space="preserve"> will be audited at the end of the quarter.</w:t>
+              <w:t>“Reflect on the Day” are not graded, but will be audited at the end of the quarter.</w:t>
             </w:r>
           </w:p>
         </w:tc>
@@ -4154,7 +4087,7 @@
 </file>
 
 <file path=word/endnotes.xml><?xml version="1.0" encoding="utf-8"?>
-<w:endnotes xmlns:wpc="http://schemas.microsoft.com/office/word/2010/wordprocessingCanvas" xmlns:cx="http://schemas.microsoft.com/office/drawing/2014/chartex" xmlns:cx1="http://schemas.microsoft.com/office/drawing/2015/9/8/chartex" xmlns:cx2="http://schemas.microsoft.com/office/drawing/2015/10/21/chartex" xmlns:cx3="http://schemas.microsoft.com/office/drawing/2016/5/9/chartex" xmlns:cx4="http://schemas.microsoft.com/office/drawing/2016/5/10/chartex" xmlns:cx5="http://schemas.microsoft.com/office/drawing/2016/5/11/chartex" xmlns:cx6="http://schemas.microsoft.com/office/drawing/2016/5/12/chartex" xmlns:cx7="http://schemas.microsoft.com/office/drawing/2016/5/13/chartex" xmlns:cx8="http://schemas.microsoft.com/office/drawing/2016/5/14/chartex" xmlns:mc="http://schemas.openxmlformats.org/markup-compatibility/2006" xmlns:aink="http://schemas.microsoft.com/office/drawing/2016/ink" xmlns:am3d="http://schemas.microsoft.com/office/drawing/2017/model3d" xmlns:o="urn:schemas-microsoft-com:office:office" xmlns:oel="http://schemas.microsoft.com/office/2019/extlst" xmlns:r="http://schemas.openxmlformats.org/officeDocument/2006/relationships" xmlns:m="http://schemas.openxmlformats.org/officeDocument/2006/math" xmlns:v="urn:schemas-microsoft-com:vml" xmlns:wp14="http://schemas.microsoft.com/office/word/2010/wordprocessingDrawing" xmlns:wp="http://schemas.openxmlformats.org/drawingml/2006/wordprocessingDrawing" xmlns:w10="urn:schemas-microsoft-com:office:word" xmlns:w="http://schemas.openxmlformats.org/wordprocessingml/2006/main" xmlns:w14="http://schemas.microsoft.com/office/word/2010/wordml" xmlns:w15="http://schemas.microsoft.com/office/word/2012/wordml" xmlns:w16cex="http://schemas.microsoft.com/office/word/2018/wordml/cex" xmlns:w16cid="http://schemas.microsoft.com/office/word/2016/wordml/cid" xmlns:w16="http://schemas.microsoft.com/office/word/2018/wordml" xmlns:w16du="http://schemas.microsoft.com/office/word/2023/wordml/word16du" xmlns:w16sdtdh="http://schemas.microsoft.com/office/word/2020/wordml/sdtdatahash" xmlns:w16sdtfl="http://schemas.microsoft.com/office/word/2024/wordml/sdtformatlock" xmlns:w16se="http://schemas.microsoft.com/office/word/2015/wordml/symex" xmlns:wpg="http://schemas.microsoft.com/office/word/2010/wordprocessingGroup" xmlns:wpi="http://schemas.microsoft.com/office/word/2010/wordprocessingInk" xmlns:wne="http://schemas.microsoft.com/office/word/2006/wordml" xmlns:wps="http://schemas.microsoft.com/office/word/2010/wordprocessingShape" mc:Ignorable="w14 w15 w16se w16cid w16 w16cex w16sdtdh w16sdtfl w16du wp14">
+<w:endnotes xmlns:wpc="http://schemas.microsoft.com/office/word/2010/wordprocessingCanvas" xmlns:cx="http://schemas.microsoft.com/office/drawing/2014/chartex" xmlns:cx1="http://schemas.microsoft.com/office/drawing/2015/9/8/chartex" xmlns:cx2="http://schemas.microsoft.com/office/drawing/2015/10/21/chartex" xmlns:cx3="http://schemas.microsoft.com/office/drawing/2016/5/9/chartex" xmlns:cx4="http://schemas.microsoft.com/office/drawing/2016/5/10/chartex" xmlns:cx5="http://schemas.microsoft.com/office/drawing/2016/5/11/chartex" xmlns:cx6="http://schemas.microsoft.com/office/drawing/2016/5/12/chartex" xmlns:cx7="http://schemas.microsoft.com/office/drawing/2016/5/13/chartex" xmlns:cx8="http://schemas.microsoft.com/office/drawing/2016/5/14/chartex" xmlns:mc="http://schemas.openxmlformats.org/markup-compatibility/2006" xmlns:aink="http://schemas.microsoft.com/office/drawing/2016/ink" xmlns:am3d="http://schemas.microsoft.com/office/drawing/2017/model3d" xmlns:o="urn:schemas-microsoft-com:office:office" xmlns:r="http://schemas.openxmlformats.org/officeDocument/2006/relationships" xmlns:m="http://schemas.openxmlformats.org/officeDocument/2006/math" xmlns:v="urn:schemas-microsoft-com:vml" xmlns:wp14="http://schemas.microsoft.com/office/word/2010/wordprocessingDrawing" xmlns:wp="http://schemas.openxmlformats.org/drawingml/2006/wordprocessingDrawing" xmlns:w10="urn:schemas-microsoft-com:office:word" xmlns:w="http://schemas.openxmlformats.org/wordprocessingml/2006/main" xmlns:w14="http://schemas.microsoft.com/office/word/2010/wordml" xmlns:w15="http://schemas.microsoft.com/office/word/2012/wordml" xmlns:w16cex="http://schemas.microsoft.com/office/word/2018/wordml/cex" xmlns:w16cid="http://schemas.microsoft.com/office/word/2016/wordml/cid" xmlns:w16="http://schemas.microsoft.com/office/word/2018/wordml" xmlns:w16sdtdh="http://schemas.microsoft.com/office/word/2020/wordml/sdtdatahash" xmlns:w16se="http://schemas.microsoft.com/office/word/2015/wordml/symex" xmlns:wpg="http://schemas.microsoft.com/office/word/2010/wordprocessingGroup" xmlns:wpi="http://schemas.microsoft.com/office/word/2010/wordprocessingInk" xmlns:wne="http://schemas.microsoft.com/office/word/2006/wordml" xmlns:wps="http://schemas.microsoft.com/office/word/2010/wordprocessingShape" mc:Ignorable="w14 w15 w16se w16cid w16 w16cex w16sdtdh wp14">
   <w:endnote w:type="separator" w:id="-1">
     <w:p>
       <w:pPr>
@@ -4186,7 +4119,7 @@
 </file>
 
 <file path=word/footer1.xml><?xml version="1.0" encoding="utf-8"?>
-<w:ftr xmlns:wpc="http://schemas.microsoft.com/office/word/2010/wordprocessingCanvas" xmlns:cx="http://schemas.microsoft.com/office/drawing/2014/chartex" xmlns:cx1="http://schemas.microsoft.com/office/drawing/2015/9/8/chartex" xmlns:cx2="http://schemas.microsoft.com/office/drawing/2015/10/21/chartex" xmlns:cx3="http://schemas.microsoft.com/office/drawing/2016/5/9/chartex" xmlns:cx4="http://schemas.microsoft.com/office/drawing/2016/5/10/chartex" xmlns:cx5="http://schemas.microsoft.com/office/drawing/2016/5/11/chartex" xmlns:cx6="http://schemas.microsoft.com/office/drawing/2016/5/12/chartex" xmlns:cx7="http://schemas.microsoft.com/office/drawing/2016/5/13/chartex" xmlns:cx8="http://schemas.microsoft.com/office/drawing/2016/5/14/chartex" xmlns:mc="http://schemas.openxmlformats.org/markup-compatibility/2006" xmlns:aink="http://schemas.microsoft.com/office/drawing/2016/ink" xmlns:am3d="http://schemas.microsoft.com/office/drawing/2017/model3d" xmlns:o="urn:schemas-microsoft-com:office:office" xmlns:oel="http://schemas.microsoft.com/office/2019/extlst" xmlns:r="http://schemas.openxmlformats.org/officeDocument/2006/relationships" xmlns:m="http://schemas.openxmlformats.org/officeDocument/2006/math" xmlns:v="urn:schemas-microsoft-com:vml" xmlns:wp14="http://schemas.microsoft.com/office/word/2010/wordprocessingDrawing" xmlns:wp="http://schemas.openxmlformats.org/drawingml/2006/wordprocessingDrawing" xmlns:w10="urn:schemas-microsoft-com:office:word" xmlns:w="http://schemas.openxmlformats.org/wordprocessingml/2006/main" xmlns:w14="http://schemas.microsoft.com/office/word/2010/wordml" xmlns:w15="http://schemas.microsoft.com/office/word/2012/wordml" xmlns:w16cex="http://schemas.microsoft.com/office/word/2018/wordml/cex" xmlns:w16cid="http://schemas.microsoft.com/office/word/2016/wordml/cid" xmlns:w16="http://schemas.microsoft.com/office/word/2018/wordml" xmlns:w16du="http://schemas.microsoft.com/office/word/2023/wordml/word16du" xmlns:w16sdtdh="http://schemas.microsoft.com/office/word/2020/wordml/sdtdatahash" xmlns:w16sdtfl="http://schemas.microsoft.com/office/word/2024/wordml/sdtformatlock" xmlns:w16se="http://schemas.microsoft.com/office/word/2015/wordml/symex" xmlns:wpg="http://schemas.microsoft.com/office/word/2010/wordprocessingGroup" xmlns:wpi="http://schemas.microsoft.com/office/word/2010/wordprocessingInk" xmlns:wne="http://schemas.microsoft.com/office/word/2006/wordml" xmlns:wps="http://schemas.microsoft.com/office/word/2010/wordprocessingShape" mc:Ignorable="w14 w15 w16se w16cid w16 w16cex w16sdtdh w16sdtfl w16du wp14">
+<w:ftr xmlns:wpc="http://schemas.microsoft.com/office/word/2010/wordprocessingCanvas" xmlns:cx="http://schemas.microsoft.com/office/drawing/2014/chartex" xmlns:cx1="http://schemas.microsoft.com/office/drawing/2015/9/8/chartex" xmlns:cx2="http://schemas.microsoft.com/office/drawing/2015/10/21/chartex" xmlns:cx3="http://schemas.microsoft.com/office/drawing/2016/5/9/chartex" xmlns:cx4="http://schemas.microsoft.com/office/drawing/2016/5/10/chartex" xmlns:cx5="http://schemas.microsoft.com/office/drawing/2016/5/11/chartex" xmlns:cx6="http://schemas.microsoft.com/office/drawing/2016/5/12/chartex" xmlns:cx7="http://schemas.microsoft.com/office/drawing/2016/5/13/chartex" xmlns:cx8="http://schemas.microsoft.com/office/drawing/2016/5/14/chartex" xmlns:mc="http://schemas.openxmlformats.org/markup-compatibility/2006" xmlns:aink="http://schemas.microsoft.com/office/drawing/2016/ink" xmlns:am3d="http://schemas.microsoft.com/office/drawing/2017/model3d" xmlns:o="urn:schemas-microsoft-com:office:office" xmlns:r="http://schemas.openxmlformats.org/officeDocument/2006/relationships" xmlns:m="http://schemas.openxmlformats.org/officeDocument/2006/math" xmlns:v="urn:schemas-microsoft-com:vml" xmlns:wp14="http://schemas.microsoft.com/office/word/2010/wordprocessingDrawing" xmlns:wp="http://schemas.openxmlformats.org/drawingml/2006/wordprocessingDrawing" xmlns:w10="urn:schemas-microsoft-com:office:word" xmlns:w="http://schemas.openxmlformats.org/wordprocessingml/2006/main" xmlns:w14="http://schemas.microsoft.com/office/word/2010/wordml" xmlns:w15="http://schemas.microsoft.com/office/word/2012/wordml" xmlns:w16cex="http://schemas.microsoft.com/office/word/2018/wordml/cex" xmlns:w16cid="http://schemas.microsoft.com/office/word/2016/wordml/cid" xmlns:w16="http://schemas.microsoft.com/office/word/2018/wordml" xmlns:w16sdtdh="http://schemas.microsoft.com/office/word/2020/wordml/sdtdatahash" xmlns:w16se="http://schemas.microsoft.com/office/word/2015/wordml/symex" xmlns:wpg="http://schemas.microsoft.com/office/word/2010/wordprocessingGroup" xmlns:wpi="http://schemas.microsoft.com/office/word/2010/wordprocessingInk" xmlns:wne="http://schemas.microsoft.com/office/word/2006/wordml" xmlns:wps="http://schemas.microsoft.com/office/word/2010/wordprocessingShape" mc:Ignorable="w14 w15 w16se w16cid w16 w16cex w16sdtdh wp14">
   <w:p>
     <w:pPr>
       <w:widowControl w:val="0"/>
@@ -4500,7 +4433,7 @@
 </file>
 
 <file path=word/footnotes.xml><?xml version="1.0" encoding="utf-8"?>
-<w:footnotes xmlns:wpc="http://schemas.microsoft.com/office/word/2010/wordprocessingCanvas" xmlns:cx="http://schemas.microsoft.com/office/drawing/2014/chartex" xmlns:cx1="http://schemas.microsoft.com/office/drawing/2015/9/8/chartex" xmlns:cx2="http://schemas.microsoft.com/office/drawing/2015/10/21/chartex" xmlns:cx3="http://schemas.microsoft.com/office/drawing/2016/5/9/chartex" xmlns:cx4="http://schemas.microsoft.com/office/drawing/2016/5/10/chartex" xmlns:cx5="http://schemas.microsoft.com/office/drawing/2016/5/11/chartex" xmlns:cx6="http://schemas.microsoft.com/office/drawing/2016/5/12/chartex" xmlns:cx7="http://schemas.microsoft.com/office/drawing/2016/5/13/chartex" xmlns:cx8="http://schemas.microsoft.com/office/drawing/2016/5/14/chartex" xmlns:mc="http://schemas.openxmlformats.org/markup-compatibility/2006" xmlns:aink="http://schemas.microsoft.com/office/drawing/2016/ink" xmlns:am3d="http://schemas.microsoft.com/office/drawing/2017/model3d" xmlns:o="urn:schemas-microsoft-com:office:office" xmlns:oel="http://schemas.microsoft.com/office/2019/extlst" xmlns:r="http://schemas.openxmlformats.org/officeDocument/2006/relationships" xmlns:m="http://schemas.openxmlformats.org/officeDocument/2006/math" xmlns:v="urn:schemas-microsoft-com:vml" xmlns:wp14="http://schemas.microsoft.com/office/word/2010/wordprocessingDrawing" xmlns:wp="http://schemas.openxmlformats.org/drawingml/2006/wordprocessingDrawing" xmlns:w10="urn:schemas-microsoft-com:office:word" xmlns:w="http://schemas.openxmlformats.org/wordprocessingml/2006/main" xmlns:w14="http://schemas.microsoft.com/office/word/2010/wordml" xmlns:w15="http://schemas.microsoft.com/office/word/2012/wordml" xmlns:w16cex="http://schemas.microsoft.com/office/word/2018/wordml/cex" xmlns:w16cid="http://schemas.microsoft.com/office/word/2016/wordml/cid" xmlns:w16="http://schemas.microsoft.com/office/word/2018/wordml" xmlns:w16du="http://schemas.microsoft.com/office/word/2023/wordml/word16du" xmlns:w16sdtdh="http://schemas.microsoft.com/office/word/2020/wordml/sdtdatahash" xmlns:w16sdtfl="http://schemas.microsoft.com/office/word/2024/wordml/sdtformatlock" xmlns:w16se="http://schemas.microsoft.com/office/word/2015/wordml/symex" xmlns:wpg="http://schemas.microsoft.com/office/word/2010/wordprocessingGroup" xmlns:wpi="http://schemas.microsoft.com/office/word/2010/wordprocessingInk" xmlns:wne="http://schemas.microsoft.com/office/word/2006/wordml" xmlns:wps="http://schemas.microsoft.com/office/word/2010/wordprocessingShape" mc:Ignorable="w14 w15 w16se w16cid w16 w16cex w16sdtdh w16sdtfl w16du wp14">
+<w:footnotes xmlns:wpc="http://schemas.microsoft.com/office/word/2010/wordprocessingCanvas" xmlns:cx="http://schemas.microsoft.com/office/drawing/2014/chartex" xmlns:cx1="http://schemas.microsoft.com/office/drawing/2015/9/8/chartex" xmlns:cx2="http://schemas.microsoft.com/office/drawing/2015/10/21/chartex" xmlns:cx3="http://schemas.microsoft.com/office/drawing/2016/5/9/chartex" xmlns:cx4="http://schemas.microsoft.com/office/drawing/2016/5/10/chartex" xmlns:cx5="http://schemas.microsoft.com/office/drawing/2016/5/11/chartex" xmlns:cx6="http://schemas.microsoft.com/office/drawing/2016/5/12/chartex" xmlns:cx7="http://schemas.microsoft.com/office/drawing/2016/5/13/chartex" xmlns:cx8="http://schemas.microsoft.com/office/drawing/2016/5/14/chartex" xmlns:mc="http://schemas.openxmlformats.org/markup-compatibility/2006" xmlns:aink="http://schemas.microsoft.com/office/drawing/2016/ink" xmlns:am3d="http://schemas.microsoft.com/office/drawing/2017/model3d" xmlns:o="urn:schemas-microsoft-com:office:office" xmlns:r="http://schemas.openxmlformats.org/officeDocument/2006/relationships" xmlns:m="http://schemas.openxmlformats.org/officeDocument/2006/math" xmlns:v="urn:schemas-microsoft-com:vml" xmlns:wp14="http://schemas.microsoft.com/office/word/2010/wordprocessingDrawing" xmlns:wp="http://schemas.openxmlformats.org/drawingml/2006/wordprocessingDrawing" xmlns:w10="urn:schemas-microsoft-com:office:word" xmlns:w="http://schemas.openxmlformats.org/wordprocessingml/2006/main" xmlns:w14="http://schemas.microsoft.com/office/word/2010/wordml" xmlns:w15="http://schemas.microsoft.com/office/word/2012/wordml" xmlns:w16cex="http://schemas.microsoft.com/office/word/2018/wordml/cex" xmlns:w16cid="http://schemas.microsoft.com/office/word/2016/wordml/cid" xmlns:w16="http://schemas.microsoft.com/office/word/2018/wordml" xmlns:w16sdtdh="http://schemas.microsoft.com/office/word/2020/wordml/sdtdatahash" xmlns:w16se="http://schemas.microsoft.com/office/word/2015/wordml/symex" xmlns:wpg="http://schemas.microsoft.com/office/word/2010/wordprocessingGroup" xmlns:wpi="http://schemas.microsoft.com/office/word/2010/wordprocessingInk" xmlns:wne="http://schemas.microsoft.com/office/word/2006/wordml" xmlns:wps="http://schemas.microsoft.com/office/word/2010/wordprocessingShape" mc:Ignorable="w14 w15 w16se w16cid w16 w16cex w16sdtdh wp14">
   <w:footnote w:type="separator" w:id="-1">
     <w:p>
       <w:pPr>
@@ -4532,7 +4465,7 @@
 </file>
 
 <file path=word/numbering.xml><?xml version="1.0" encoding="utf-8"?>
-<w:numbering xmlns:wpc="http://schemas.microsoft.com/office/word/2010/wordprocessingCanvas" xmlns:cx="http://schemas.microsoft.com/office/drawing/2014/chartex" xmlns:cx1="http://schemas.microsoft.com/office/drawing/2015/9/8/chartex" xmlns:cx2="http://schemas.microsoft.com/office/drawing/2015/10/21/chartex" xmlns:cx3="http://schemas.microsoft.com/office/drawing/2016/5/9/chartex" xmlns:cx4="http://schemas.microsoft.com/office/drawing/2016/5/10/chartex" xmlns:cx5="http://schemas.microsoft.com/office/drawing/2016/5/11/chartex" xmlns:cx6="http://schemas.microsoft.com/office/drawing/2016/5/12/chartex" xmlns:cx7="http://schemas.microsoft.com/office/drawing/2016/5/13/chartex" xmlns:cx8="http://schemas.microsoft.com/office/drawing/2016/5/14/chartex" xmlns:mc="http://schemas.openxmlformats.org/markup-compatibility/2006" xmlns:aink="http://schemas.microsoft.com/office/drawing/2016/ink" xmlns:am3d="http://schemas.microsoft.com/office/drawing/2017/model3d" xmlns:o="urn:schemas-microsoft-com:office:office" xmlns:oel="http://schemas.microsoft.com/office/2019/extlst" xmlns:r="http://schemas.openxmlformats.org/officeDocument/2006/relationships" xmlns:m="http://schemas.openxmlformats.org/officeDocument/2006/math" xmlns:v="urn:schemas-microsoft-com:vml" xmlns:wp14="http://schemas.microsoft.com/office/word/2010/wordprocessingDrawing" xmlns:wp="http://schemas.openxmlformats.org/drawingml/2006/wordprocessingDrawing" xmlns:w10="urn:schemas-microsoft-com:office:word" xmlns:w="http://schemas.openxmlformats.org/wordprocessingml/2006/main" xmlns:w14="http://schemas.microsoft.com/office/word/2010/wordml" xmlns:w15="http://schemas.microsoft.com/office/word/2012/wordml" xmlns:w16cex="http://schemas.microsoft.com/office/word/2018/wordml/cex" xmlns:w16cid="http://schemas.microsoft.com/office/word/2016/wordml/cid" xmlns:w16="http://schemas.microsoft.com/office/word/2018/wordml" xmlns:w16du="http://schemas.microsoft.com/office/word/2023/wordml/word16du" xmlns:w16sdtdh="http://schemas.microsoft.com/office/word/2020/wordml/sdtdatahash" xmlns:w16sdtfl="http://schemas.microsoft.com/office/word/2024/wordml/sdtformatlock" xmlns:w16se="http://schemas.microsoft.com/office/word/2015/wordml/symex" xmlns:wpg="http://schemas.microsoft.com/office/word/2010/wordprocessingGroup" xmlns:wpi="http://schemas.microsoft.com/office/word/2010/wordprocessingInk" xmlns:wne="http://schemas.microsoft.com/office/word/2006/wordml" xmlns:wps="http://schemas.microsoft.com/office/word/2010/wordprocessingShape" mc:Ignorable="w14 w15 w16se w16cid w16 w16cex w16sdtdh w16sdtfl w16du wp14">
+<w:numbering xmlns:wpc="http://schemas.microsoft.com/office/word/2010/wordprocessingCanvas" xmlns:cx="http://schemas.microsoft.com/office/drawing/2014/chartex" xmlns:cx1="http://schemas.microsoft.com/office/drawing/2015/9/8/chartex" xmlns:cx2="http://schemas.microsoft.com/office/drawing/2015/10/21/chartex" xmlns:cx3="http://schemas.microsoft.com/office/drawing/2016/5/9/chartex" xmlns:cx4="http://schemas.microsoft.com/office/drawing/2016/5/10/chartex" xmlns:cx5="http://schemas.microsoft.com/office/drawing/2016/5/11/chartex" xmlns:cx6="http://schemas.microsoft.com/office/drawing/2016/5/12/chartex" xmlns:cx7="http://schemas.microsoft.com/office/drawing/2016/5/13/chartex" xmlns:cx8="http://schemas.microsoft.com/office/drawing/2016/5/14/chartex" xmlns:mc="http://schemas.openxmlformats.org/markup-compatibility/2006" xmlns:aink="http://schemas.microsoft.com/office/drawing/2016/ink" xmlns:am3d="http://schemas.microsoft.com/office/drawing/2017/model3d" xmlns:o="urn:schemas-microsoft-com:office:office" xmlns:r="http://schemas.openxmlformats.org/officeDocument/2006/relationships" xmlns:m="http://schemas.openxmlformats.org/officeDocument/2006/math" xmlns:v="urn:schemas-microsoft-com:vml" xmlns:wp14="http://schemas.microsoft.com/office/word/2010/wordprocessingDrawing" xmlns:wp="http://schemas.openxmlformats.org/drawingml/2006/wordprocessingDrawing" xmlns:w10="urn:schemas-microsoft-com:office:word" xmlns:w="http://schemas.openxmlformats.org/wordprocessingml/2006/main" xmlns:w14="http://schemas.microsoft.com/office/word/2010/wordml" xmlns:w15="http://schemas.microsoft.com/office/word/2012/wordml" xmlns:w16cex="http://schemas.microsoft.com/office/word/2018/wordml/cex" xmlns:w16cid="http://schemas.microsoft.com/office/word/2016/wordml/cid" xmlns:w16="http://schemas.microsoft.com/office/word/2018/wordml" xmlns:w16sdtdh="http://schemas.microsoft.com/office/word/2020/wordml/sdtdatahash" xmlns:w16se="http://schemas.microsoft.com/office/word/2015/wordml/symex" xmlns:wpg="http://schemas.microsoft.com/office/word/2010/wordprocessingGroup" xmlns:wpi="http://schemas.microsoft.com/office/word/2010/wordprocessingInk" xmlns:wne="http://schemas.microsoft.com/office/word/2006/wordml" xmlns:wps="http://schemas.microsoft.com/office/word/2010/wordprocessingShape" mc:Ignorable="w14 w15 w16se w16cid w16 w16cex w16sdtdh wp14">
   <w:abstractNum w:abstractNumId="0" w15:restartNumberingAfterBreak="0">
     <w:nsid w:val="00D46A4C"/>
     <w:multiLevelType w:val="multilevel"/>
@@ -7579,91 +7512,91 @@
       </w:rPr>
     </w:lvl>
   </w:abstractNum>
-  <w:num w:numId="1" w16cid:durableId="1293291554">
+  <w:num w:numId="1">
     <w:abstractNumId w:val="4"/>
   </w:num>
-  <w:num w:numId="2" w16cid:durableId="1031422581">
+  <w:num w:numId="2">
     <w:abstractNumId w:val="22"/>
   </w:num>
-  <w:num w:numId="3" w16cid:durableId="1803185222">
+  <w:num w:numId="3">
     <w:abstractNumId w:val="6"/>
   </w:num>
-  <w:num w:numId="4" w16cid:durableId="1547448023">
+  <w:num w:numId="4">
     <w:abstractNumId w:val="3"/>
   </w:num>
-  <w:num w:numId="5" w16cid:durableId="2029404465">
+  <w:num w:numId="5">
     <w:abstractNumId w:val="1"/>
   </w:num>
-  <w:num w:numId="6" w16cid:durableId="1503739886">
+  <w:num w:numId="6">
     <w:abstractNumId w:val="11"/>
   </w:num>
-  <w:num w:numId="7" w16cid:durableId="1724594834">
+  <w:num w:numId="7">
     <w:abstractNumId w:val="25"/>
   </w:num>
-  <w:num w:numId="8" w16cid:durableId="532883730">
+  <w:num w:numId="8">
     <w:abstractNumId w:val="12"/>
   </w:num>
-  <w:num w:numId="9" w16cid:durableId="592128479">
+  <w:num w:numId="9">
     <w:abstractNumId w:val="7"/>
   </w:num>
-  <w:num w:numId="10" w16cid:durableId="264700976">
+  <w:num w:numId="10">
     <w:abstractNumId w:val="2"/>
   </w:num>
-  <w:num w:numId="11" w16cid:durableId="951403104">
+  <w:num w:numId="11">
     <w:abstractNumId w:val="28"/>
   </w:num>
-  <w:num w:numId="12" w16cid:durableId="1401101324">
+  <w:num w:numId="12">
     <w:abstractNumId w:val="0"/>
   </w:num>
-  <w:num w:numId="13" w16cid:durableId="197209220">
+  <w:num w:numId="13">
     <w:abstractNumId w:val="9"/>
   </w:num>
-  <w:num w:numId="14" w16cid:durableId="1045372813">
+  <w:num w:numId="14">
     <w:abstractNumId w:val="23"/>
   </w:num>
-  <w:num w:numId="15" w16cid:durableId="57900459">
+  <w:num w:numId="15">
     <w:abstractNumId w:val="14"/>
   </w:num>
-  <w:num w:numId="16" w16cid:durableId="648245672">
+  <w:num w:numId="16">
     <w:abstractNumId w:val="8"/>
   </w:num>
-  <w:num w:numId="17" w16cid:durableId="1873296697">
+  <w:num w:numId="17">
     <w:abstractNumId w:val="15"/>
   </w:num>
-  <w:num w:numId="18" w16cid:durableId="24529352">
+  <w:num w:numId="18">
     <w:abstractNumId w:val="16"/>
   </w:num>
-  <w:num w:numId="19" w16cid:durableId="454836683">
+  <w:num w:numId="19">
     <w:abstractNumId w:val="19"/>
   </w:num>
-  <w:num w:numId="20" w16cid:durableId="1263493358">
+  <w:num w:numId="20">
     <w:abstractNumId w:val="24"/>
   </w:num>
-  <w:num w:numId="21" w16cid:durableId="1215694991">
+  <w:num w:numId="21">
     <w:abstractNumId w:val="10"/>
   </w:num>
-  <w:num w:numId="22" w16cid:durableId="112139373">
+  <w:num w:numId="22">
     <w:abstractNumId w:val="21"/>
   </w:num>
-  <w:num w:numId="23" w16cid:durableId="37508865">
+  <w:num w:numId="23">
     <w:abstractNumId w:val="17"/>
   </w:num>
-  <w:num w:numId="24" w16cid:durableId="1876960603">
+  <w:num w:numId="24">
     <w:abstractNumId w:val="20"/>
   </w:num>
-  <w:num w:numId="25" w16cid:durableId="1702391723">
+  <w:num w:numId="25">
     <w:abstractNumId w:val="5"/>
   </w:num>
-  <w:num w:numId="26" w16cid:durableId="1682200909">
+  <w:num w:numId="26">
     <w:abstractNumId w:val="13"/>
   </w:num>
-  <w:num w:numId="27" w16cid:durableId="536432575">
+  <w:num w:numId="27">
     <w:abstractNumId w:val="18"/>
   </w:num>
-  <w:num w:numId="28" w16cid:durableId="669047">
+  <w:num w:numId="28">
     <w:abstractNumId w:val="27"/>
   </w:num>
-  <w:num w:numId="29" w16cid:durableId="334652842">
+  <w:num w:numId="29">
     <w:abstractNumId w:val="26"/>
   </w:num>
   <w:numIdMacAtCleanup w:val="7"/>
@@ -7671,7 +7604,7 @@
 </file>
 
 <file path=word/styles.xml><?xml version="1.0" encoding="utf-8"?>
-<w:styles xmlns:mc="http://schemas.openxmlformats.org/markup-compatibility/2006" xmlns:r="http://schemas.openxmlformats.org/officeDocument/2006/relationships" xmlns:w="http://schemas.openxmlformats.org/wordprocessingml/2006/main" xmlns:w14="http://schemas.microsoft.com/office/word/2010/wordml" xmlns:w15="http://schemas.microsoft.com/office/word/2012/wordml" xmlns:w16cex="http://schemas.microsoft.com/office/word/2018/wordml/cex" xmlns:w16cid="http://schemas.microsoft.com/office/word/2016/wordml/cid" xmlns:w16="http://schemas.microsoft.com/office/word/2018/wordml" xmlns:w16du="http://schemas.microsoft.com/office/word/2023/wordml/word16du" xmlns:w16sdtdh="http://schemas.microsoft.com/office/word/2020/wordml/sdtdatahash" xmlns:w16sdtfl="http://schemas.microsoft.com/office/word/2024/wordml/sdtformatlock" xmlns:w16se="http://schemas.microsoft.com/office/word/2015/wordml/symex" mc:Ignorable="w14 w15 w16se w16cid w16 w16cex w16sdtdh w16sdtfl w16du">
+<w:styles xmlns:mc="http://schemas.openxmlformats.org/markup-compatibility/2006" xmlns:r="http://schemas.openxmlformats.org/officeDocument/2006/relationships" xmlns:w="http://schemas.openxmlformats.org/wordprocessingml/2006/main" xmlns:w14="http://schemas.microsoft.com/office/word/2010/wordml" xmlns:w15="http://schemas.microsoft.com/office/word/2012/wordml" xmlns:w16cex="http://schemas.microsoft.com/office/word/2018/wordml/cex" xmlns:w16cid="http://schemas.microsoft.com/office/word/2016/wordml/cid" xmlns:w16="http://schemas.microsoft.com/office/word/2018/wordml" xmlns:w16sdtdh="http://schemas.microsoft.com/office/word/2020/wordml/sdtdatahash" xmlns:w16se="http://schemas.microsoft.com/office/word/2015/wordml/symex" mc:Ignorable="w14 w15 w16se w16cid w16 w16cex w16sdtdh">
   <w:docDefaults>
     <w:rPrDefault>
       <w:rPr>
@@ -8192,6 +8125,7 @@
   <w:style w:type="character" w:default="1" w:styleId="DefaultParagraphFont">
     <w:name w:val="Default Paragraph Font"/>
     <w:uiPriority w:val="1"/>
+    <w:semiHidden/>
     <w:unhideWhenUsed/>
   </w:style>
   <w:style w:type="table" w:default="1" w:styleId="TableNormal">
@@ -8933,9 +8867,12 @@
 </file>
 
 <file path=customXml/item1.xml><?xml version="1.0" encoding="utf-8"?>
-<p:properties xmlns:p="http://schemas.microsoft.com/office/2006/metadata/properties" xmlns:xsi="http://www.w3.org/2001/XMLSchema-instance" xmlns:pc="http://schemas.microsoft.com/office/infopath/2007/PartnerControls">
-  <documentManagement/>
-</p:properties>
+<?mso-contentType ?>
+<FormTemplates xmlns="http://schemas.microsoft.com/sharepoint/v3/contenttype/forms">
+  <Display>DocumentLibraryForm</Display>
+  <Edit>DocumentLibraryForm</Edit>
+  <New>DocumentLibraryForm</New>
+</FormTemplates>
 </file>
 
 <file path=customXml/item2.xml><?xml version="1.0" encoding="utf-8"?>
@@ -9168,12 +9105,9 @@
 </file>
 
 <file path=customXml/item3.xml><?xml version="1.0" encoding="utf-8"?>
-<?mso-contentType ?>
-<FormTemplates xmlns="http://schemas.microsoft.com/sharepoint/v3/contenttype/forms">
-  <Display>DocumentLibraryForm</Display>
-  <Edit>DocumentLibraryForm</Edit>
-  <New>DocumentLibraryForm</New>
-</FormTemplates>
+<p:properties xmlns:p="http://schemas.microsoft.com/office/2006/metadata/properties" xmlns:xsi="http://www.w3.org/2001/XMLSchema-instance" xmlns:pc="http://schemas.microsoft.com/office/infopath/2007/PartnerControls">
+  <documentManagement/>
+</p:properties>
 </file>
 
 <file path=customXml/item4.xml><?xml version="1.0" encoding="utf-8"?>
@@ -9181,10 +9115,9 @@
 </file>
 
 <file path=customXml/itemProps1.xml><?xml version="1.0" encoding="utf-8"?>
-<ds:datastoreItem xmlns:ds="http://schemas.openxmlformats.org/officeDocument/2006/customXml" ds:itemID="{1A5F5AF1-B05B-4704-B970-F66948F444EC}">
+<ds:datastoreItem xmlns:ds="http://schemas.openxmlformats.org/officeDocument/2006/customXml" ds:itemID="{7BFD71E4-33D5-445D-9CFC-21F1C7989C0E}">
   <ds:schemaRefs>
-    <ds:schemaRef ds:uri="http://schemas.microsoft.com/office/2006/metadata/properties"/>
-    <ds:schemaRef ds:uri="http://schemas.microsoft.com/office/infopath/2007/PartnerControls"/>
+    <ds:schemaRef ds:uri="http://schemas.microsoft.com/sharepoint/v3/contenttype/forms"/>
   </ds:schemaRefs>
 </ds:datastoreItem>
 </file>
@@ -9209,9 +9142,10 @@
 </file>
 
 <file path=customXml/itemProps3.xml><?xml version="1.0" encoding="utf-8"?>
-<ds:datastoreItem xmlns:ds="http://schemas.openxmlformats.org/officeDocument/2006/customXml" ds:itemID="{7BFD71E4-33D5-445D-9CFC-21F1C7989C0E}">
+<ds:datastoreItem xmlns:ds="http://schemas.openxmlformats.org/officeDocument/2006/customXml" ds:itemID="{1A5F5AF1-B05B-4704-B970-F66948F444EC}">
   <ds:schemaRefs>
-    <ds:schemaRef ds:uri="http://schemas.microsoft.com/sharepoint/v3/contenttype/forms"/>
+    <ds:schemaRef ds:uri="http://schemas.microsoft.com/office/2006/metadata/properties"/>
+    <ds:schemaRef ds:uri="http://schemas.microsoft.com/office/infopath/2007/PartnerControls"/>
   </ds:schemaRefs>
 </ds:datastoreItem>
 </file>
